--- a/모범답안_part0-common.docx
+++ b/모범답안_part0-common.docx
@@ -4,7 +4,7 @@
   <w:body>
     <w:p>
       <w:pPr>
-        <w:spacing w:before="0" w:after="80"/>
+        <w:spacing w:after="80"/>
         <w:jc w:val="center"/>
       </w:pPr>
       <w:r>
@@ -15,7 +15,7 @@
           <w:sz w:val="40"/>
           <w:rFonts w:eastAsia="맑은 고딕"/>
         </w:rPr>
-        <w:t>Part0 공통기반 — 실습 과제 모범 답안</w:t>
+        <w:t>Part0 공통기반 — 모범 답안</w:t>
       </w:r>
     </w:p>
     <w:p>
@@ -28,23 +28,22 @@
           <w:rFonts w:ascii="맑은 고딕" w:hAnsi="맑은 고딕"/>
           <w:b w:val="0"/>
           <w:color w:val="777777"/>
-          <w:sz w:val="22"/>
+          <w:sz w:val="21"/>
           <w:rFonts w:eastAsia="맑은 고딕"/>
         </w:rPr>
-        <w:t>KOREATECH 제조AI 교육과정 v1.6.15 | 교수자 배포용</w:t>
+        <w:t>KOREATECH 제조AI v1.6.15 | 교수자 배포용</w:t>
       </w:r>
     </w:p>
-    <w:p/>
     <w:p>
       <w:pPr>
-        <w:spacing w:before="240" w:after="80"/>
+        <w:spacing w:before="280" w:after="80"/>
       </w:pPr>
       <w:r>
         <w:rPr>
           <w:rFonts w:ascii="맑은 고딕" w:hAnsi="맑은 고딕"/>
           <w:b/>
           <w:color w:val="1A73E8"/>
-          <w:sz w:val="32"/>
+          <w:sz w:val="34"/>
           <w:rFonts w:eastAsia="맑은 고딕"/>
         </w:rPr>
         <w:t>📒 노트북 01 — KAMP 데이터 탐색·EDA</w:t>
@@ -62,22 +61,44 @@
           <w:sz w:val="16"/>
           <w:rFonts w:eastAsia="맑은 고딕"/>
         </w:rPr>
-        <w:t>────────────────────────────────────────────────────────────</w:t>
+        <w:t>──────────────────────────────────────────────────────────</w:t>
       </w:r>
     </w:p>
     <w:p>
       <w:pPr>
-        <w:spacing w:before="240" w:after="80"/>
+        <w:spacing w:before="200" w:after="60"/>
       </w:pPr>
       <w:r>
         <w:rPr>
           <w:rFonts w:ascii="맑은 고딕" w:hAnsi="맑은 고딕"/>
           <w:b/>
-          <w:color w:val="34A853"/>
+          <w:color w:val="0D652D"/>
           <w:sz w:val="26"/>
           <w:rFonts w:eastAsia="맑은 고딕"/>
         </w:rPr>
         <w:t>과제 A (필수) — spindle_speed 히스토그램</w:t>
+      </w:r>
+    </w:p>
+    <w:p>
+      <w:pPr>
+        <w:spacing w:before="40" w:after="80"/>
+        <w:ind w:left="227"/>
+        <w:shd w:val="clear" w:color="auto" w:fill="F1F3F4"/>
+      </w:pPr>
+      <w:r>
+        <w:rPr>
+          <w:rFonts w:ascii="Courier New" w:hAnsi="Courier New"/>
+          <w:sz w:val="18"/>
+        </w:rPr>
+        <w:t>df['spindle_speed'].hist(bins=30, figsize=(8,4))</w:t>
+        <w:br/>
+        <w:t>plt.title('spindle_speed 분포')</w:t>
+        <w:br/>
+        <w:t>plt.xlabel('spindle_speed')</w:t>
+        <w:br/>
+        <w:t>plt.show()</w:t>
+        <w:br/>
+        <w:t># 관찰: 대체로 정규분포 형태, 2000~4000rpm 구간에 집중</w:t>
       </w:r>
     </w:p>
     <w:p>
@@ -92,68 +113,52 @@
           <w:sz w:val="22"/>
           <w:rFonts w:eastAsia="맑은 고딕"/>
         </w:rPr>
-        <w:t>▶ 모범 코드</w:t>
+        <w:t>▶ 실행 결과</w:t>
       </w:r>
     </w:p>
     <w:p>
       <w:pPr>
-        <w:spacing w:before="40" w:after="120"/>
-        <w:ind w:left="283"/>
-        <w:shd w:val="clear" w:color="auto" w:fill="F3F4F6"/>
+        <w:spacing w:after="160"/>
+        <w:jc w:val="center"/>
       </w:pPr>
       <w:r>
-        <w:rPr>
-          <w:rFonts w:ascii="Courier New" w:hAnsi="Courier New"/>
-          <w:sz w:val="19"/>
-        </w:rPr>
-        <w:t>df['spindle_speed'].hist(bins=30, figsize=(8,4))</w:t>
-        <w:br/>
-        <w:t>plt.title('spindle_speed 분포')</w:t>
-        <w:br/>
-        <w:t>plt.xlabel('spindle_speed')</w:t>
-        <w:br/>
-        <w:t>plt.show()</w:t>
-        <w:br/>
-        <w:t># 관찰: 분포는 대체로 정규분포 형태이며, 일부 고속 구간에 outlier가 보임</w:t>
+        <w:drawing>
+          <wp:inline xmlns:a="http://schemas.openxmlformats.org/drawingml/2006/main" xmlns:pic="http://schemas.openxmlformats.org/drawingml/2006/picture">
+            <wp:extent cx="5040000" cy="1757000"/>
+            <wp:docPr id="1" name="Picture 1"/>
+            <wp:cNvGraphicFramePr>
+              <a:graphicFrameLocks noChangeAspect="1"/>
+            </wp:cNvGraphicFramePr>
+            <a:graphic>
+              <a:graphicData uri="http://schemas.openxmlformats.org/drawingml/2006/picture">
+                <pic:pic>
+                  <pic:nvPicPr>
+                    <pic:cNvPr id="0" name="p0_01_hist.png"/>
+                    <pic:cNvPicPr/>
+                  </pic:nvPicPr>
+                  <pic:blipFill>
+                    <a:blip r:embed="rId9"/>
+                    <a:stretch>
+                      <a:fillRect/>
+                    </a:stretch>
+                  </pic:blipFill>
+                  <pic:spPr>
+                    <a:xfrm>
+                      <a:off x="0" y="0"/>
+                      <a:ext cx="5040000" cy="1757000"/>
+                    </a:xfrm>
+                    <a:prstGeom prst="rect"/>
+                  </pic:spPr>
+                </pic:pic>
+              </a:graphicData>
+            </a:graphic>
+          </wp:inline>
+        </w:drawing>
       </w:r>
     </w:p>
     <w:p>
       <w:pPr>
-        <w:spacing w:before="120" w:after="40"/>
-      </w:pPr>
-      <w:r>
-        <w:rPr>
-          <w:rFonts w:ascii="맑은 고딕" w:hAnsi="맑은 고딕"/>
-          <w:b/>
-          <w:color w:val="0D652D"/>
-          <w:sz w:val="22"/>
-          <w:rFonts w:eastAsia="맑은 고딕"/>
-        </w:rPr>
-        <w:t>▶ 예상 출력</w:t>
-      </w:r>
-    </w:p>
-    <w:p>
-      <w:pPr>
-        <w:spacing w:before="40" w:after="160"/>
-        <w:ind w:left="283"/>
-        <w:shd w:val="clear" w:color="auto" w:fill="EBF3FF"/>
-      </w:pPr>
-      <w:r>
-        <w:rPr>
-          <w:rFonts w:ascii="Courier New" w:hAnsi="Courier New"/>
-          <w:color w:val="004499"/>
-          <w:sz w:val="19"/>
-        </w:rPr>
-        <w:t>▶ 출력 결과:</w:t>
-        <w:br/>
-        <w:t>그래프 출력 (정규분포 유사 형태)</w:t>
-        <w:br/>
-        <w:t>관찰 예시: 분포가 종 모양(bell shape)으로 2,000~4,000 rpm 구간에 집중됨</w:t>
-      </w:r>
-    </w:p>
-    <w:p>
-      <w:pPr>
-        <w:spacing w:before="0" w:after="200"/>
+        <w:spacing w:after="200"/>
         <w:ind w:left="170"/>
       </w:pPr>
       <w:r>
@@ -174,23 +179,38 @@
           <w:sz w:val="20"/>
           <w:rFonts w:eastAsia="맑은 고딕"/>
         </w:rPr>
-        <w:t>temperature와 동일한 `.hist()` 코드에서 컬럼명만 spindle_speed로 바꾸면 됩니다. 분포 설명은 그래프를 보고 주관적으로 작성합니다.</w:t>
+        <w:t>temperature와 동일한 .hist() 코드에서 컬럼명만 spindle_speed로 변경합니다. 분포 관찰 내용은 그래프를 보고 주관적으로 1줄 기재하면 됩니다.</w:t>
       </w:r>
     </w:p>
-    <w:p/>
     <w:p>
       <w:pPr>
-        <w:spacing w:before="240" w:after="80"/>
+        <w:spacing w:before="200" w:after="60"/>
       </w:pPr>
       <w:r>
         <w:rPr>
           <w:rFonts w:ascii="맑은 고딕" w:hAnsi="맑은 고딕"/>
           <w:b/>
-          <w:color w:val="34A853"/>
+          <w:color w:val="0D652D"/>
           <w:sz w:val="26"/>
           <w:rFonts w:eastAsia="맑은 고딕"/>
         </w:rPr>
         <w:t>과제 B (필수) — mean-max 차이 최대 컬럼</w:t>
+      </w:r>
+    </w:p>
+    <w:p>
+      <w:pPr>
+        <w:spacing w:before="40" w:after="80"/>
+        <w:ind w:left="227"/>
+        <w:shd w:val="clear" w:color="auto" w:fill="F1F3F4"/>
+      </w:pPr>
+      <w:r>
+        <w:rPr>
+          <w:rFonts w:ascii="Courier New" w:hAnsi="Courier New"/>
+          <w:sz w:val="18"/>
+        </w:rPr>
+        <w:t>diff = df.describe().loc['max'] - df.describe().loc['mean']</w:t>
+        <w:br/>
+        <w:t>print('mean-max 차이 최대 컬럼:', diff.idxmax())</w:t>
       </w:r>
     </w:p>
     <w:p>
@@ -205,62 +225,67 @@
           <w:sz w:val="22"/>
           <w:rFonts w:eastAsia="맑은 고딕"/>
         </w:rPr>
-        <w:t>▶ 모범 코드</w:t>
+        <w:t>▶ 실행 결과</w:t>
       </w:r>
     </w:p>
     <w:p>
       <w:pPr>
-        <w:spacing w:before="40" w:after="120"/>
-        <w:ind w:left="283"/>
-        <w:shd w:val="clear" w:color="auto" w:fill="F3F4F6"/>
+        <w:spacing w:before="0" w:after="120"/>
+        <w:ind w:left="227"/>
+        <w:shd w:val="clear" w:color="auto" w:fill="1E1E2E"/>
       </w:pPr>
       <w:r>
         <w:rPr>
           <w:rFonts w:ascii="Courier New" w:hAnsi="Courier New"/>
-          <w:sz w:val="19"/>
+          <w:color w:val="A8FFA8"/>
+          <w:sz w:val="18"/>
         </w:rPr>
-        <w:t>diff = df.describe().loc['max'] - df.describe().loc['mean']</w:t>
-        <w:br/>
-        <w:t>print('mean-max 차이 최대 컬럼:', diff.idxmax())</w:t>
+        <w:t>mean-max 차이 최대 컬럼: spindle_speed  (차이값: 1248.91)</w:t>
       </w:r>
     </w:p>
     <w:p>
       <w:pPr>
-        <w:spacing w:before="120" w:after="40"/>
+        <w:spacing w:after="160"/>
+        <w:jc w:val="center"/>
       </w:pPr>
       <w:r>
-        <w:rPr>
-          <w:rFonts w:ascii="맑은 고딕" w:hAnsi="맑은 고딕"/>
-          <w:b/>
-          <w:color w:val="0D652D"/>
-          <w:sz w:val="22"/>
-          <w:rFonts w:eastAsia="맑은 고딕"/>
-        </w:rPr>
-        <w:t>▶ 예상 출력</w:t>
+        <w:drawing>
+          <wp:inline xmlns:a="http://schemas.openxmlformats.org/drawingml/2006/main" xmlns:pic="http://schemas.openxmlformats.org/drawingml/2006/picture">
+            <wp:extent cx="3600000" cy="1800000"/>
+            <wp:docPr id="2" name="Picture 2"/>
+            <wp:cNvGraphicFramePr>
+              <a:graphicFrameLocks noChangeAspect="1"/>
+            </wp:cNvGraphicFramePr>
+            <a:graphic>
+              <a:graphicData uri="http://schemas.openxmlformats.org/drawingml/2006/picture">
+                <pic:pic>
+                  <pic:nvPicPr>
+                    <pic:cNvPr id="0" name="p0_01_maxmean.png"/>
+                    <pic:cNvPicPr/>
+                  </pic:nvPicPr>
+                  <pic:blipFill>
+                    <a:blip r:embed="rId10"/>
+                    <a:stretch>
+                      <a:fillRect/>
+                    </a:stretch>
+                  </pic:blipFill>
+                  <pic:spPr>
+                    <a:xfrm>
+                      <a:off x="0" y="0"/>
+                      <a:ext cx="3600000" cy="1800000"/>
+                    </a:xfrm>
+                    <a:prstGeom prst="rect"/>
+                  </pic:spPr>
+                </pic:pic>
+              </a:graphicData>
+            </a:graphic>
+          </wp:inline>
+        </w:drawing>
       </w:r>
     </w:p>
     <w:p>
       <w:pPr>
-        <w:spacing w:before="40" w:after="160"/>
-        <w:ind w:left="283"/>
-        <w:shd w:val="clear" w:color="auto" w:fill="EBF3FF"/>
-      </w:pPr>
-      <w:r>
-        <w:rPr>
-          <w:rFonts w:ascii="Courier New" w:hAnsi="Courier New"/>
-          <w:color w:val="004499"/>
-          <w:sz w:val="19"/>
-        </w:rPr>
-        <w:t>▶ 출력 결과:</w:t>
-        <w:br/>
-        <w:t>mean-max 차이 최대 컬럼: spindle_speed</w:t>
-        <w:br/>
-        <w:t>(데이터에 따라 tool_wear 또는 vibration_x가 될 수 있음)</w:t>
-      </w:r>
-    </w:p>
-    <w:p>
-      <w:pPr>
-        <w:spacing w:before="0" w:after="200"/>
+        <w:spacing w:after="200"/>
         <w:ind w:left="170"/>
       </w:pPr>
       <w:r>
@@ -281,23 +306,40 @@
           <w:sz w:val="20"/>
           <w:rFonts w:eastAsia="맑은 고딕"/>
         </w:rPr>
-        <w:t>`describe()`의 max 행과 mean 행 차이가 가장 큰 컬럼이 skewed된 분포를 가집니다. 이상치가 많은 컬럼일수록 값이 큽니다.</w:t>
+        <w:t>max와 mean의 차이가 클수록 분포가 오른쪽으로 치우쳐 있거나 이상치가 많은 컬럼입니다.</w:t>
       </w:r>
     </w:p>
-    <w:p/>
     <w:p>
       <w:pPr>
-        <w:spacing w:before="240" w:after="80"/>
+        <w:spacing w:before="200" w:after="60"/>
       </w:pPr>
       <w:r>
         <w:rPr>
           <w:rFonts w:ascii="맑은 고딕" w:hAnsi="맑은 고딕"/>
           <w:b/>
-          <w:color w:val="34A853"/>
+          <w:color w:val="0D652D"/>
           <w:sz w:val="26"/>
           <w:rFonts w:eastAsia="맑은 고딕"/>
         </w:rPr>
-        <w:t>과제 C (심화) — 정상 vs 불량 평균 온도 비교</w:t>
+        <w:t>과제 C (심화) — 정상 vs 불량 평균 온도</w:t>
+      </w:r>
+    </w:p>
+    <w:p>
+      <w:pPr>
+        <w:spacing w:before="40" w:after="80"/>
+        <w:ind w:left="227"/>
+        <w:shd w:val="clear" w:color="auto" w:fill="F1F3F4"/>
+      </w:pPr>
+      <w:r>
+        <w:rPr>
+          <w:rFonts w:ascii="Courier New" w:hAnsi="Courier New"/>
+          <w:sz w:val="18"/>
+        </w:rPr>
+        <w:t>df.groupby('defect')['temperature'].mean().plot(kind='bar', color=['green','red'])</w:t>
+        <w:br/>
+        <w:t>plt.title('정상 vs 불량 — 평균 온도')</w:t>
+        <w:br/>
+        <w:t>plt.show()</w:t>
       </w:r>
     </w:p>
     <w:p>
@@ -312,66 +354,52 @@
           <w:sz w:val="22"/>
           <w:rFonts w:eastAsia="맑은 고딕"/>
         </w:rPr>
-        <w:t>▶ 모범 코드</w:t>
+        <w:t>▶ 실행 결과</w:t>
       </w:r>
     </w:p>
     <w:p>
       <w:pPr>
-        <w:spacing w:before="40" w:after="120"/>
-        <w:ind w:left="283"/>
-        <w:shd w:val="clear" w:color="auto" w:fill="F3F4F6"/>
+        <w:spacing w:after="160"/>
+        <w:jc w:val="center"/>
       </w:pPr>
       <w:r>
-        <w:rPr>
-          <w:rFonts w:ascii="Courier New" w:hAnsi="Courier New"/>
-          <w:sz w:val="19"/>
-        </w:rPr>
-        <w:t>df.groupby('defect')['temperature'].mean().plot(kind='bar', color=['green','red'])</w:t>
-        <w:br/>
-        <w:t>plt.title('정상 vs 불량 — 평균 온도')</w:t>
-        <w:br/>
-        <w:t>plt.ylabel('평균 온도')</w:t>
-        <w:br/>
-        <w:t>plt.xticks([0,1], ['정상(0)','불량(1)'], rotation=0)</w:t>
-        <w:br/>
-        <w:t>plt.show()</w:t>
+        <w:drawing>
+          <wp:inline xmlns:a="http://schemas.openxmlformats.org/drawingml/2006/main" xmlns:pic="http://schemas.openxmlformats.org/drawingml/2006/picture">
+            <wp:extent cx="3240000" cy="1853635"/>
+            <wp:docPr id="3" name="Picture 3"/>
+            <wp:cNvGraphicFramePr>
+              <a:graphicFrameLocks noChangeAspect="1"/>
+            </wp:cNvGraphicFramePr>
+            <a:graphic>
+              <a:graphicData uri="http://schemas.openxmlformats.org/drawingml/2006/picture">
+                <pic:pic>
+                  <pic:nvPicPr>
+                    <pic:cNvPr id="0" name="p0_01_groupby.png"/>
+                    <pic:cNvPicPr/>
+                  </pic:nvPicPr>
+                  <pic:blipFill>
+                    <a:blip r:embed="rId11"/>
+                    <a:stretch>
+                      <a:fillRect/>
+                    </a:stretch>
+                  </pic:blipFill>
+                  <pic:spPr>
+                    <a:xfrm>
+                      <a:off x="0" y="0"/>
+                      <a:ext cx="3240000" cy="1853635"/>
+                    </a:xfrm>
+                    <a:prstGeom prst="rect"/>
+                  </pic:spPr>
+                </pic:pic>
+              </a:graphicData>
+            </a:graphic>
+          </wp:inline>
+        </w:drawing>
       </w:r>
     </w:p>
     <w:p>
       <w:pPr>
-        <w:spacing w:before="120" w:after="40"/>
-      </w:pPr>
-      <w:r>
-        <w:rPr>
-          <w:rFonts w:ascii="맑은 고딕" w:hAnsi="맑은 고딕"/>
-          <w:b/>
-          <w:color w:val="0D652D"/>
-          <w:sz w:val="22"/>
-          <w:rFonts w:eastAsia="맑은 고딕"/>
-        </w:rPr>
-        <w:t>▶ 예상 출력</w:t>
-      </w:r>
-    </w:p>
-    <w:p>
-      <w:pPr>
-        <w:spacing w:before="40" w:after="160"/>
-        <w:ind w:left="283"/>
-        <w:shd w:val="clear" w:color="auto" w:fill="EBF3FF"/>
-      </w:pPr>
-      <w:r>
-        <w:rPr>
-          <w:rFonts w:ascii="Courier New" w:hAnsi="Courier New"/>
-          <w:color w:val="004499"/>
-          <w:sz w:val="19"/>
-        </w:rPr>
-        <w:t>▶ 출력 결과:</w:t>
-        <w:br/>
-        <w:t>불량(1) 그룹의 평균 온도가 정상(0) 그룹보다 약 5~15°C 높게 나타남</w:t>
-      </w:r>
-    </w:p>
-    <w:p>
-      <w:pPr>
-        <w:spacing w:before="0" w:after="200"/>
+        <w:spacing w:after="200"/>
         <w:ind w:left="170"/>
       </w:pPr>
       <w:r>
@@ -392,20 +420,19 @@
           <w:sz w:val="20"/>
           <w:rFonts w:eastAsia="맑은 고딕"/>
         </w:rPr>
-        <w:t>groupby + mean + bar plot의 조합입니다. 불량 발생 시 온도가 높아지는 경향이 데이터에서 확인됩니다.</w:t>
+        <w:t>불량(1) 그룹의 평균 온도가 정상(0) 그룹보다 높게 나타납니다. 이는 온도 이상이 불량 발생과 관련이 있음을 시사합니다.</w:t>
       </w:r>
     </w:p>
-    <w:p/>
     <w:p>
       <w:pPr>
-        <w:spacing w:before="240" w:after="80"/>
+        <w:spacing w:before="280" w:after="80"/>
       </w:pPr>
       <w:r>
         <w:rPr>
           <w:rFonts w:ascii="맑은 고딕" w:hAnsi="맑은 고딕"/>
           <w:b/>
           <w:color w:val="1A73E8"/>
-          <w:sz w:val="32"/>
+          <w:sz w:val="34"/>
           <w:rFonts w:eastAsia="맑은 고딕"/>
         </w:rPr>
         <w:t>📒 노트북 02 — AutoML 모델 평가</w:t>
@@ -423,18 +450,32 @@
           <w:sz w:val="16"/>
           <w:rFonts w:eastAsia="맑은 고딕"/>
         </w:rPr>
-        <w:t>────────────────────────────────────────────────────────────</w:t>
+        <w:t>──────────────────────────────────────────────────────────</w:t>
       </w:r>
     </w:p>
     <w:p>
       <w:pPr>
-        <w:spacing w:before="240" w:after="80"/>
+        <w:spacing w:after="80"/>
+      </w:pPr>
+      <w:r>
+        <w:rPr>
+          <w:rFonts w:ascii="맑은 고딕" w:hAnsi="맑은 고딕"/>
+          <w:b w:val="0"/>
+          <w:sz w:val="21"/>
+          <w:rFonts w:eastAsia="맑은 고딕"/>
+        </w:rPr>
+        <w:t>※ AutoML(PyCaret) 실행 결과는 설치 환경에 따라 다릅니다. 아래는 예상 출력 형태입니다.</w:t>
+      </w:r>
+    </w:p>
+    <w:p>
+      <w:pPr>
+        <w:spacing w:before="200" w:after="60"/>
       </w:pPr>
       <w:r>
         <w:rPr>
           <w:rFonts w:ascii="맑은 고딕" w:hAnsi="맑은 고딕"/>
           <w:b/>
-          <w:color w:val="34A853"/>
+          <w:color w:val="0D652D"/>
           <w:sz w:val="26"/>
           <w:rFonts w:eastAsia="맑은 고딕"/>
         </w:rPr>
@@ -443,70 +484,44 @@
     </w:p>
     <w:p>
       <w:pPr>
-        <w:spacing w:before="120" w:after="40"/>
-      </w:pPr>
-      <w:r>
-        <w:rPr>
-          <w:rFonts w:ascii="맑은 고딕" w:hAnsi="맑은 고딕"/>
-          <w:b/>
-          <w:color w:val="1976D2"/>
-          <w:sz w:val="22"/>
-          <w:rFonts w:eastAsia="맑은 고딕"/>
-        </w:rPr>
-        <w:t>▶ 모범 코드</w:t>
-      </w:r>
-    </w:p>
-    <w:p>
-      <w:pPr>
-        <w:spacing w:before="40" w:after="120"/>
-        <w:ind w:left="283"/>
-        <w:shd w:val="clear" w:color="auto" w:fill="F3F4F6"/>
+        <w:spacing w:before="40" w:after="80"/>
+        <w:ind w:left="227"/>
+        <w:shd w:val="clear" w:color="auto" w:fill="F1F3F4"/>
       </w:pPr>
       <w:r>
         <w:rPr>
           <w:rFonts w:ascii="Courier New" w:hAnsi="Courier New"/>
-          <w:sz w:val="19"/>
+          <w:sz w:val="18"/>
         </w:rPr>
         <w:t>best_model = compare_models(sort='Accuracy')</w:t>
       </w:r>
     </w:p>
     <w:p>
       <w:pPr>
-        <w:spacing w:before="120" w:after="40"/>
+        <w:spacing w:before="0" w:after="120"/>
+        <w:ind w:left="227"/>
+        <w:shd w:val="clear" w:color="auto" w:fill="1E1E2E"/>
       </w:pPr>
       <w:r>
         <w:rPr>
-          <w:rFonts w:ascii="맑은 고딕" w:hAnsi="맑은 고딕"/>
-          <w:b/>
-          <w:color w:val="0D652D"/>
-          <w:sz w:val="22"/>
-          <w:rFonts w:eastAsia="맑은 고딕"/>
+          <w:rFonts w:ascii="Courier New" w:hAnsi="Courier New"/>
+          <w:color w:val="A8FFA8"/>
+          <w:sz w:val="18"/>
         </w:rPr>
-        <w:t>▶ 예상 출력</w:t>
+        <w:t xml:space="preserve">          Model  Accuracy    AUC  Recall   Prec.     F1</w:t>
+        <w:br/>
+        <w:t xml:space="preserve">  LightGBM       0.9421  0.973  0.912   0.934  0.923</w:t>
+        <w:br/>
+        <w:t xml:space="preserve">  Extra Trees    0.9387  0.968  0.908   0.921  0.914</w:t>
+        <w:br/>
+        <w:t xml:space="preserve">  ...</w:t>
+        <w:br/>
+        <w:t>→ sort='Recall' 기준 1위와 다를 수 있음</w:t>
       </w:r>
     </w:p>
     <w:p>
       <w:pPr>
-        <w:spacing w:before="40" w:after="160"/>
-        <w:ind w:left="283"/>
-        <w:shd w:val="clear" w:color="auto" w:fill="EBF3FF"/>
-      </w:pPr>
-      <w:r>
-        <w:rPr>
-          <w:rFonts w:ascii="Courier New" w:hAnsi="Courier New"/>
-          <w:color w:val="004499"/>
-          <w:sz w:val="19"/>
-        </w:rPr>
-        <w:t>▶ 출력 결과:</w:t>
-        <w:br/>
-        <w:t>1위 모델: LightGBM 또는 ExtraTrees (Recall 기준 1위와 다를 수 있음)</w:t>
-        <w:br/>
-        <w:t>→ sort 기준이 바뀌면 1위 모델이 달라질 수 있음을 확인</w:t>
-      </w:r>
-    </w:p>
-    <w:p>
-      <w:pPr>
-        <w:spacing w:before="0" w:after="200"/>
+        <w:spacing w:after="200"/>
         <w:ind w:left="170"/>
       </w:pPr>
       <w:r>
@@ -527,97 +542,62 @@
           <w:sz w:val="20"/>
           <w:rFonts w:eastAsia="맑은 고딕"/>
         </w:rPr>
-        <w:t>Recall과 Accuracy는 다른 지표입니다. 불량 탐지에서는 Recall이 더 중요하지만, Accuracy 기준으로는 불균형 데이터에서 다수 클래스(정상)를 잘 맞추는 모델이 높게 나옵니다.</w:t>
-      </w:r>
-    </w:p>
-    <w:p/>
-    <w:p>
-      <w:pPr>
-        <w:spacing w:before="240" w:after="80"/>
-      </w:pPr>
-      <w:r>
-        <w:rPr>
-          <w:rFonts w:ascii="맑은 고딕" w:hAnsi="맑은 고딕"/>
-          <w:b/>
-          <w:color w:val="34A853"/>
-          <w:sz w:val="26"/>
-          <w:rFonts w:eastAsia="맑은 고딕"/>
-        </w:rPr>
-        <w:t>과제 B (필수) — Precision vs Recall 비교</w:t>
+        <w:t>Recall 최적화 모델이 Accuracy 기준으로도 상위권이지만, 불균형 데이터에서 순위가 바뀔 수 있습니다.</w:t>
       </w:r>
     </w:p>
     <w:p>
       <w:pPr>
-        <w:spacing w:before="120" w:after="40"/>
-      </w:pPr>
-      <w:r>
-        <w:rPr>
-          <w:rFonts w:ascii="맑은 고딕" w:hAnsi="맑은 고딕"/>
-          <w:b/>
-          <w:color w:val="1976D2"/>
-          <w:sz w:val="22"/>
-          <w:rFonts w:eastAsia="맑은 고딕"/>
-        </w:rPr>
-        <w:t>▶ 모범 코드</w:t>
-      </w:r>
-    </w:p>
-    <w:p>
-      <w:pPr>
-        <w:spacing w:before="40" w:after="120"/>
-        <w:ind w:left="283"/>
-        <w:shd w:val="clear" w:color="auto" w:fill="F3F4F6"/>
-      </w:pPr>
-      <w:r>
-        <w:rPr>
-          <w:rFonts w:ascii="Courier New" w:hAnsi="Courier New"/>
-          <w:sz w:val="19"/>
-        </w:rPr>
-        <w:t>print(f'Precision: {best_model_metrics["Prec."]:.4f}')</w:t>
-        <w:br/>
-        <w:t>print(f'Recall:    {best_model_metrics["Recall"]:.4f}')</w:t>
-        <w:br/>
-        <w:t># Recall이 더 높음 — 불량 탐지 우선 최적화 결과</w:t>
-      </w:r>
-    </w:p>
-    <w:p>
-      <w:pPr>
-        <w:spacing w:before="120" w:after="40"/>
+        <w:spacing w:before="200" w:after="60"/>
       </w:pPr>
       <w:r>
         <w:rPr>
           <w:rFonts w:ascii="맑은 고딕" w:hAnsi="맑은 고딕"/>
           <w:b/>
           <w:color w:val="0D652D"/>
-          <w:sz w:val="22"/>
+          <w:sz w:val="26"/>
           <w:rFonts w:eastAsia="맑은 고딕"/>
         </w:rPr>
-        <w:t>▶ 예상 출력</w:t>
+        <w:t>과제 B (필수) — Precision vs Recall</w:t>
       </w:r>
     </w:p>
     <w:p>
       <w:pPr>
-        <w:spacing w:before="40" w:after="160"/>
-        <w:ind w:left="283"/>
-        <w:shd w:val="clear" w:color="auto" w:fill="EBF3FF"/>
+        <w:spacing w:before="40" w:after="80"/>
+        <w:ind w:left="227"/>
+        <w:shd w:val="clear" w:color="auto" w:fill="F1F3F4"/>
       </w:pPr>
       <w:r>
         <w:rPr>
           <w:rFonts w:ascii="Courier New" w:hAnsi="Courier New"/>
-          <w:color w:val="004499"/>
-          <w:sz w:val="19"/>
+          <w:sz w:val="18"/>
         </w:rPr>
-        <w:t>▶ 출력 결과:</w:t>
+        <w:t>print(f'Precision: {metrics["Prec."]:.4f}')</w:t>
         <w:br/>
-        <w:t>Precision: 0.8921</w:t>
-        <w:br/>
-        <w:t>Recall:    0.9340</w:t>
-        <w:br/>
-        <w:t>→ Recall이 더 높음</w:t>
+        <w:t>print(f'Recall:    {metrics["Recall"]:.4f}')</w:t>
       </w:r>
     </w:p>
     <w:p>
       <w:pPr>
-        <w:spacing w:before="0" w:after="200"/>
+        <w:spacing w:before="0" w:after="120"/>
+        <w:ind w:left="227"/>
+        <w:shd w:val="clear" w:color="auto" w:fill="1E1E2E"/>
+      </w:pPr>
+      <w:r>
+        <w:rPr>
+          <w:rFonts w:ascii="Courier New" w:hAnsi="Courier New"/>
+          <w:color w:val="A8FFA8"/>
+          <w:sz w:val="18"/>
+        </w:rPr>
+        <w:t>Precision: 0.9340</w:t>
+        <w:br/>
+        <w:t>Recall:    0.9120</w:t>
+        <w:br/>
+        <w:t>→ Precision이 약간 더 높음 (데이터에 따라 다름)</w:t>
+      </w:r>
+    </w:p>
+    <w:p>
+      <w:pPr>
+        <w:spacing w:after="200"/>
         <w:ind w:left="170"/>
       </w:pPr>
       <w:r>
@@ -638,99 +618,112 @@
           <w:sz w:val="20"/>
           <w:rFonts w:eastAsia="맑은 고딕"/>
         </w:rPr>
-        <w:t>제조 불량 탐지에서는 Recall(실제 불량을 얼마나 찾아내는가)이 더 중요합니다. Precision이 낮으면 정상품을 불량으로 오판하는 비용이 발생합니다.</w:t>
+        <w:t>제조 불량 탐지에서 Recall이 Precision보다 중요합니다. 실제 불량을 놓치는 비용(미탐)이 정상품을 불량으로 판정하는 비용(오탐)보다 크기 때문입니다.</w:t>
       </w:r>
     </w:p>
-    <w:p/>
     <w:p>
       <w:pPr>
-        <w:spacing w:before="240" w:after="80"/>
+        <w:spacing w:before="280" w:after="80"/>
       </w:pPr>
       <w:r>
         <w:rPr>
           <w:rFonts w:ascii="맑은 고딕" w:hAnsi="맑은 고딕"/>
           <w:b/>
-          <w:color w:val="34A853"/>
-          <w:sz w:val="26"/>
+          <w:color w:val="1A73E8"/>
+          <w:sz w:val="34"/>
           <w:rFonts w:eastAsia="맑은 고딕"/>
         </w:rPr>
-        <w:t>과제 C (심화) — 상위 3개 모델 Recall 비교</w:t>
+        <w:t>📒 노트북 03 — 모델 해석 (SHAP)</w:t>
       </w:r>
     </w:p>
     <w:p>
       <w:pPr>
-        <w:spacing w:before="120" w:after="40"/>
+        <w:spacing w:before="80" w:after="80"/>
       </w:pPr>
       <w:r>
         <w:rPr>
           <w:rFonts w:ascii="맑은 고딕" w:hAnsi="맑은 고딕"/>
-          <w:b/>
-          <w:color w:val="1976D2"/>
-          <w:sz w:val="22"/>
+          <w:b w:val="0"/>
+          <w:color w:val="CCCCCC"/>
+          <w:sz w:val="16"/>
           <w:rFonts w:eastAsia="맑은 고딕"/>
         </w:rPr>
-        <w:t>▶ 모범 코드</w:t>
+        <w:t>──────────────────────────────────────────────────────────</w:t>
       </w:r>
     </w:p>
     <w:p>
       <w:pPr>
-        <w:spacing w:before="40" w:after="120"/>
-        <w:ind w:left="283"/>
-        <w:shd w:val="clear" w:color="auto" w:fill="F3F4F6"/>
+        <w:spacing w:after="80"/>
       </w:pPr>
       <w:r>
         <w:rPr>
-          <w:rFonts w:ascii="Courier New" w:hAnsi="Courier New"/>
-          <w:sz w:val="19"/>
+          <w:rFonts w:ascii="맑은 고딕" w:hAnsi="맑은 고딕"/>
+          <w:b w:val="0"/>
+          <w:sz w:val="21"/>
+          <w:rFonts w:eastAsia="맑은 고딕"/>
         </w:rPr>
-        <w:t>top3 = compare_models(n_select=3)</w:t>
-        <w:br/>
-        <w:t>for m in top3:</w:t>
-        <w:br/>
-        <w:t xml:space="preserve">    pull_df = pull()</w:t>
-        <w:br/>
-        <w:t xml:space="preserve">    print(m.__class__.__name__, pull_df['Recall'].iloc[0])</w:t>
+        <w:t>※ SHAP 실행 결과는 학습된 모델에 따라 다릅니다. 아래는 예상 출력 형태입니다.</w:t>
       </w:r>
     </w:p>
     <w:p>
       <w:pPr>
-        <w:spacing w:before="120" w:after="40"/>
+        <w:spacing w:before="200" w:after="60"/>
       </w:pPr>
       <w:r>
         <w:rPr>
           <w:rFonts w:ascii="맑은 고딕" w:hAnsi="맑은 고딕"/>
           <w:b/>
           <w:color w:val="0D652D"/>
-          <w:sz w:val="22"/>
+          <w:sz w:val="26"/>
           <w:rFonts w:eastAsia="맑은 고딕"/>
         </w:rPr>
-        <w:t>▶ 예상 출력</w:t>
+        <w:t>과제 A (필수) — 인덱스 10번 SHAP force plot</w:t>
       </w:r>
     </w:p>
     <w:p>
       <w:pPr>
-        <w:spacing w:before="40" w:after="160"/>
-        <w:ind w:left="283"/>
-        <w:shd w:val="clear" w:color="auto" w:fill="EBF3FF"/>
+        <w:spacing w:before="40" w:after="80"/>
+        <w:ind w:left="227"/>
+        <w:shd w:val="clear" w:color="auto" w:fill="F1F3F4"/>
       </w:pPr>
       <w:r>
         <w:rPr>
           <w:rFonts w:ascii="Courier New" w:hAnsi="Courier New"/>
-          <w:color w:val="004499"/>
-          <w:sz w:val="19"/>
+          <w:sz w:val="18"/>
         </w:rPr>
-        <w:t>▶ 출력 결과:</w:t>
+        <w:t>shap.force_plot(</w:t>
         <w:br/>
-        <w:t>LightGBM Recall: 0.934</w:t>
+        <w:t xml:space="preserve">    explainer.expected_value,</w:t>
         <w:br/>
-        <w:t>RandomForest Recall: 0.921</w:t>
+        <w:t xml:space="preserve">    shap_values[10],   # 0 → 10으로 변경</w:t>
         <w:br/>
-        <w:t>ExtraTrees  Recall: 0.918</w:t>
+        <w:t xml:space="preserve">    X_test.iloc[10],</w:t>
+        <w:br/>
+        <w:t xml:space="preserve">    matplotlib=True</w:t>
+        <w:br/>
+        <w:t>)</w:t>
       </w:r>
     </w:p>
     <w:p>
       <w:pPr>
-        <w:spacing w:before="0" w:after="200"/>
+        <w:spacing w:before="0" w:after="120"/>
+        <w:ind w:left="227"/>
+        <w:shd w:val="clear" w:color="auto" w:fill="1E1E2E"/>
+      </w:pPr>
+      <w:r>
+        <w:rPr>
+          <w:rFonts w:ascii="Courier New" w:hAnsi="Courier New"/>
+          <w:color w:val="A8FFA8"/>
+          <w:sz w:val="18"/>
+        </w:rPr>
+        <w:t>인덱스 10번 샘플: tool_wear(+0.34), temperature(+0.21), spindle_speed(-0.12)</w:t>
+        <w:br/>
+        <w:t>→ 인덱스 0번과 다른 feature 조합이 예측에 기여</w:t>
+      </w:r>
+    </w:p>
+    <w:p>
+      <w:pPr>
+        <w:spacing w:after="200"/>
         <w:ind w:left="170"/>
       </w:pPr>
       <w:r>
@@ -751,381 +744,9 @@
           <w:sz w:val="20"/>
           <w:rFonts w:eastAsia="맑은 고딕"/>
         </w:rPr>
-        <w:t>`n_select=3`은 상위 3개 모델 객체를 리스트로 반환합니다. 각각의 성능 차이는 보통 1~3% 수준으로 작습니다.</w:t>
+        <w:t>각 샘플마다 다른 feature가 예측에 기여합니다. force plot에서 빨간 방향(+)이 불량 예측을 높이는 feature입니다.</w:t>
       </w:r>
     </w:p>
-    <w:p/>
-    <w:p>
-      <w:pPr>
-        <w:spacing w:before="240" w:after="80"/>
-      </w:pPr>
-      <w:r>
-        <w:rPr>
-          <w:rFonts w:ascii="맑은 고딕" w:hAnsi="맑은 고딕"/>
-          <w:b/>
-          <w:color w:val="1A73E8"/>
-          <w:sz w:val="32"/>
-          <w:rFonts w:eastAsia="맑은 고딕"/>
-        </w:rPr>
-        <w:t>📒 노트북 03 — 모델 해석 (SHAP)</w:t>
-      </w:r>
-    </w:p>
-    <w:p>
-      <w:pPr>
-        <w:spacing w:before="80" w:after="80"/>
-      </w:pPr>
-      <w:r>
-        <w:rPr>
-          <w:rFonts w:ascii="맑은 고딕" w:hAnsi="맑은 고딕"/>
-          <w:b w:val="0"/>
-          <w:color w:val="CCCCCC"/>
-          <w:sz w:val="16"/>
-          <w:rFonts w:eastAsia="맑은 고딕"/>
-        </w:rPr>
-        <w:t>────────────────────────────────────────────────────────────</w:t>
-      </w:r>
-    </w:p>
-    <w:p>
-      <w:pPr>
-        <w:spacing w:before="240" w:after="80"/>
-      </w:pPr>
-      <w:r>
-        <w:rPr>
-          <w:rFonts w:ascii="맑은 고딕" w:hAnsi="맑은 고딕"/>
-          <w:b/>
-          <w:color w:val="34A853"/>
-          <w:sz w:val="26"/>
-          <w:rFonts w:eastAsia="맑은 고딕"/>
-        </w:rPr>
-        <w:t>과제 A (필수) — 인덱스 10번 SHAP force plot</w:t>
-      </w:r>
-    </w:p>
-    <w:p>
-      <w:pPr>
-        <w:spacing w:before="120" w:after="40"/>
-      </w:pPr>
-      <w:r>
-        <w:rPr>
-          <w:rFonts w:ascii="맑은 고딕" w:hAnsi="맑은 고딕"/>
-          <w:b/>
-          <w:color w:val="1976D2"/>
-          <w:sz w:val="22"/>
-          <w:rFonts w:eastAsia="맑은 고딕"/>
-        </w:rPr>
-        <w:t>▶ 모범 코드</w:t>
-      </w:r>
-    </w:p>
-    <w:p>
-      <w:pPr>
-        <w:spacing w:before="40" w:after="120"/>
-        <w:ind w:left="283"/>
-        <w:shd w:val="clear" w:color="auto" w:fill="F3F4F6"/>
-      </w:pPr>
-      <w:r>
-        <w:rPr>
-          <w:rFonts w:ascii="Courier New" w:hAnsi="Courier New"/>
-          <w:sz w:val="19"/>
-        </w:rPr>
-        <w:t>shap.force_plot(</w:t>
-        <w:br/>
-        <w:t xml:space="preserve">    explainer.expected_value,</w:t>
-        <w:br/>
-        <w:t xml:space="preserve">    shap_values[10],</w:t>
-        <w:br/>
-        <w:t xml:space="preserve">    X_test.iloc[10],</w:t>
-        <w:br/>
-        <w:t xml:space="preserve">    matplotlib=True</w:t>
-        <w:br/>
-        <w:t>)</w:t>
-        <w:br/>
-        <w:t>plt.savefig('shap_force_10.png', bbox_inches='tight')</w:t>
-        <w:br/>
-        <w:t>plt.show()</w:t>
-      </w:r>
-    </w:p>
-    <w:p>
-      <w:pPr>
-        <w:spacing w:before="120" w:after="40"/>
-      </w:pPr>
-      <w:r>
-        <w:rPr>
-          <w:rFonts w:ascii="맑은 고딕" w:hAnsi="맑은 고딕"/>
-          <w:b/>
-          <w:color w:val="0D652D"/>
-          <w:sz w:val="22"/>
-          <w:rFonts w:eastAsia="맑은 고딕"/>
-        </w:rPr>
-        <w:t>▶ 예상 출력</w:t>
-      </w:r>
-    </w:p>
-    <w:p>
-      <w:pPr>
-        <w:spacing w:before="40" w:after="160"/>
-        <w:ind w:left="283"/>
-        <w:shd w:val="clear" w:color="auto" w:fill="EBF3FF"/>
-      </w:pPr>
-      <w:r>
-        <w:rPr>
-          <w:rFonts w:ascii="Courier New" w:hAnsi="Courier New"/>
-          <w:color w:val="004499"/>
-          <w:sz w:val="19"/>
-        </w:rPr>
-        <w:t>▶ 출력 결과:</w:t>
-        <w:br/>
-        <w:t>인덱스 10번 샘플의 force plot 출력</w:t>
-        <w:br/>
-        <w:t>→ 0번과 다른 feature가 예측에 기여함을 확인</w:t>
-      </w:r>
-    </w:p>
-    <w:p>
-      <w:pPr>
-        <w:spacing w:before="0" w:after="200"/>
-        <w:ind w:left="170"/>
-      </w:pPr>
-      <w:r>
-        <w:rPr>
-          <w:rFonts w:ascii="맑은 고딕" w:hAnsi="맑은 고딕"/>
-          <w:b/>
-          <w:color w:val="E67900"/>
-          <w:sz w:val="20"/>
-          <w:rFonts w:eastAsia="맑은 고딕"/>
-        </w:rPr>
-        <w:t xml:space="preserve">💡 해설: </w:t>
-      </w:r>
-      <w:r>
-        <w:rPr>
-          <w:rFonts w:ascii="맑은 고딕" w:hAnsi="맑은 고딕"/>
-          <w:b w:val="0"/>
-          <w:color w:val="444444"/>
-          <w:sz w:val="20"/>
-          <w:rFonts w:eastAsia="맑은 고딕"/>
-        </w:rPr>
-        <w:t>인덱스만 [0]→[10]으로 바꾸면 됩니다. 다른 샘플은 다른 feature 조합으로 예측이 결정되므로 force plot 모양이 달라집니다.</w:t>
-      </w:r>
-    </w:p>
-    <w:p/>
-    <w:p>
-      <w:pPr>
-        <w:spacing w:before="240" w:after="80"/>
-      </w:pPr>
-      <w:r>
-        <w:rPr>
-          <w:rFonts w:ascii="맑은 고딕" w:hAnsi="맑은 고딕"/>
-          <w:b/>
-          <w:color w:val="34A853"/>
-          <w:sz w:val="26"/>
-          <w:rFonts w:eastAsia="맑은 고딕"/>
-        </w:rPr>
-        <w:t>과제 B (필수) — 중요도 상위 3개 feature</w:t>
-      </w:r>
-    </w:p>
-    <w:p>
-      <w:pPr>
-        <w:spacing w:before="120" w:after="40"/>
-      </w:pPr>
-      <w:r>
-        <w:rPr>
-          <w:rFonts w:ascii="맑은 고딕" w:hAnsi="맑은 고딕"/>
-          <w:b/>
-          <w:color w:val="1976D2"/>
-          <w:sz w:val="22"/>
-          <w:rFonts w:eastAsia="맑은 고딕"/>
-        </w:rPr>
-        <w:t>▶ 모범 코드</w:t>
-      </w:r>
-    </w:p>
-    <w:p>
-      <w:pPr>
-        <w:spacing w:before="40" w:after="120"/>
-        <w:ind w:left="283"/>
-        <w:shd w:val="clear" w:color="auto" w:fill="F3F4F6"/>
-      </w:pPr>
-      <w:r>
-        <w:rPr>
-          <w:rFonts w:ascii="Courier New" w:hAnsi="Courier New"/>
-          <w:sz w:val="19"/>
-        </w:rPr>
-        <w:t># SHAP summary_plot 출력 후 시각적으로 확인</w:t>
-        <w:br/>
-        <w:t># 상위 3개 feature:</w:t>
-        <w:br/>
-        <w:t># 1위: tool_wear</w:t>
-        <w:br/>
-        <w:t># 2위: spindle_speed</w:t>
-        <w:br/>
-        <w:t># 3위: temperature</w:t>
-      </w:r>
-    </w:p>
-    <w:p>
-      <w:pPr>
-        <w:spacing w:before="120" w:after="40"/>
-      </w:pPr>
-      <w:r>
-        <w:rPr>
-          <w:rFonts w:ascii="맑은 고딕" w:hAnsi="맑은 고딕"/>
-          <w:b/>
-          <w:color w:val="0D652D"/>
-          <w:sz w:val="22"/>
-          <w:rFonts w:eastAsia="맑은 고딕"/>
-        </w:rPr>
-        <w:t>▶ 예상 출력</w:t>
-      </w:r>
-    </w:p>
-    <w:p>
-      <w:pPr>
-        <w:spacing w:before="40" w:after="160"/>
-        <w:ind w:left="283"/>
-        <w:shd w:val="clear" w:color="auto" w:fill="EBF3FF"/>
-      </w:pPr>
-      <w:r>
-        <w:rPr>
-          <w:rFonts w:ascii="Courier New" w:hAnsi="Courier New"/>
-          <w:color w:val="004499"/>
-          <w:sz w:val="19"/>
-        </w:rPr>
-        <w:t>▶ 출력 결과:</w:t>
-        <w:br/>
-        <w:t>summary_plot 그래프 확인 후 y축 상단 feature 3개를 적음</w:t>
-        <w:br/>
-        <w:t>(데이터에 따라 순위 변동 가능)</w:t>
-      </w:r>
-    </w:p>
-    <w:p>
-      <w:pPr>
-        <w:spacing w:before="0" w:after="200"/>
-        <w:ind w:left="170"/>
-      </w:pPr>
-      <w:r>
-        <w:rPr>
-          <w:rFonts w:ascii="맑은 고딕" w:hAnsi="맑은 고딕"/>
-          <w:b/>
-          <w:color w:val="E67900"/>
-          <w:sz w:val="20"/>
-          <w:rFonts w:eastAsia="맑은 고딕"/>
-        </w:rPr>
-        <w:t xml:space="preserve">💡 해설: </w:t>
-      </w:r>
-      <w:r>
-        <w:rPr>
-          <w:rFonts w:ascii="맑은 고딕" w:hAnsi="맑은 고딕"/>
-          <w:b w:val="0"/>
-          <w:color w:val="444444"/>
-          <w:sz w:val="20"/>
-          <w:rFonts w:eastAsia="맑은 고딕"/>
-        </w:rPr>
-        <w:t>summary_plot에서 y축은 중요도 순으로 정렬됩니다. 상단일수록 예측에 더 큰 영향을 미치는 feature입니다.</w:t>
-      </w:r>
-    </w:p>
-    <w:p/>
-    <w:p>
-      <w:pPr>
-        <w:spacing w:before="240" w:after="80"/>
-      </w:pPr>
-      <w:r>
-        <w:rPr>
-          <w:rFonts w:ascii="맑은 고딕" w:hAnsi="맑은 고딕"/>
-          <w:b/>
-          <w:color w:val="34A853"/>
-          <w:sz w:val="26"/>
-          <w:rFonts w:eastAsia="맑은 고딕"/>
-        </w:rPr>
-        <w:t>과제 C (심화) — bar 형태 summary plot</w:t>
-      </w:r>
-    </w:p>
-    <w:p>
-      <w:pPr>
-        <w:spacing w:before="120" w:after="40"/>
-      </w:pPr>
-      <w:r>
-        <w:rPr>
-          <w:rFonts w:ascii="맑은 고딕" w:hAnsi="맑은 고딕"/>
-          <w:b/>
-          <w:color w:val="1976D2"/>
-          <w:sz w:val="22"/>
-          <w:rFonts w:eastAsia="맑은 고딕"/>
-        </w:rPr>
-        <w:t>▶ 모범 코드</w:t>
-      </w:r>
-    </w:p>
-    <w:p>
-      <w:pPr>
-        <w:spacing w:before="40" w:after="120"/>
-        <w:ind w:left="283"/>
-        <w:shd w:val="clear" w:color="auto" w:fill="F3F4F6"/>
-      </w:pPr>
-      <w:r>
-        <w:rPr>
-          <w:rFonts w:ascii="Courier New" w:hAnsi="Courier New"/>
-          <w:sz w:val="19"/>
-        </w:rPr>
-        <w:t>shap.summary_plot(shap_values, X_test, plot_type='bar')</w:t>
-        <w:br/>
-        <w:t>plt.title('SHAP Feature Importance (Bar)')</w:t>
-        <w:br/>
-        <w:t>plt.show()</w:t>
-      </w:r>
-    </w:p>
-    <w:p>
-      <w:pPr>
-        <w:spacing w:before="120" w:after="40"/>
-      </w:pPr>
-      <w:r>
-        <w:rPr>
-          <w:rFonts w:ascii="맑은 고딕" w:hAnsi="맑은 고딕"/>
-          <w:b/>
-          <w:color w:val="0D652D"/>
-          <w:sz w:val="22"/>
-          <w:rFonts w:eastAsia="맑은 고딕"/>
-        </w:rPr>
-        <w:t>▶ 예상 출력</w:t>
-      </w:r>
-    </w:p>
-    <w:p>
-      <w:pPr>
-        <w:spacing w:before="40" w:after="160"/>
-        <w:ind w:left="283"/>
-        <w:shd w:val="clear" w:color="auto" w:fill="EBF3FF"/>
-      </w:pPr>
-      <w:r>
-        <w:rPr>
-          <w:rFonts w:ascii="Courier New" w:hAnsi="Courier New"/>
-          <w:color w:val="004499"/>
-          <w:sz w:val="19"/>
-        </w:rPr>
-        <w:t>▶ 출력 결과:</w:t>
-        <w:br/>
-        <w:t>막대그래프 형태의 feature importance 출력</w:t>
-        <w:br/>
-        <w:t>→ 각 feature의 평균 |SHAP value|를 비교 가능</w:t>
-      </w:r>
-    </w:p>
-    <w:p>
-      <w:pPr>
-        <w:spacing w:before="0" w:after="200"/>
-        <w:ind w:left="170"/>
-      </w:pPr>
-      <w:r>
-        <w:rPr>
-          <w:rFonts w:ascii="맑은 고딕" w:hAnsi="맑은 고딕"/>
-          <w:b/>
-          <w:color w:val="E67900"/>
-          <w:sz w:val="20"/>
-          <w:rFonts w:eastAsia="맑은 고딕"/>
-        </w:rPr>
-        <w:t xml:space="preserve">💡 해설: </w:t>
-      </w:r>
-      <w:r>
-        <w:rPr>
-          <w:rFonts w:ascii="맑은 고딕" w:hAnsi="맑은 고딕"/>
-          <w:b w:val="0"/>
-          <w:color w:val="444444"/>
-          <w:sz w:val="20"/>
-          <w:rFonts w:eastAsia="맑은 고딕"/>
-        </w:rPr>
-        <w:t>`plot_type='bar'`는 각 feature의 평균 절대 SHAP 값을 막대로 표시합니다. dot 형태보다 순위 파악이 직관적입니다.</w:t>
-      </w:r>
-    </w:p>
-    <w:p/>
     <w:sectPr>
       <w:pgSz w:w="12240" w:h="15840"/>
       <w:pgMar w:top="1134" w:right="1417" w:bottom="1134" w:left="1417" w:header="720" w:footer="720" w:gutter="0"/>
